--- a/doc_templates/template_Employment_Contract_v3.docx
+++ b/doc_templates/template_Employment_Contract_v3.docx
@@ -37059,7 +37059,12 @@
       </w:pPr>
     </w:p>
     <w:p>
-      <w:pPr/>
+      <w:pPr>
+        <w:numPr>
+          <w:ilvl w:val="0"/>
+          <w:numId w:val="5"/>
+        </w:numPr>
+      </w:pPr>
       <w:r>
         <w:rPr>
           <w:b/>
@@ -37070,9 +37075,13 @@
     <w:p>
       <w:pPr/>
       <w:r>
+        <w:rPr>
+          <w:sz w:val="20"/>
+        </w:rPr>
         <w:t>You are asked to sign and return a copy of this contract. However, whether or not you do so, by commencing or continuing your employment with the Employer you will be deemed to have accepted, and agreed to be bound by, the terms and conditions set out in this document.</w:t>
       </w:r>
     </w:p>
+    <w:p/>
     <w:p>
       <w:pPr>
         <w:rPr>

--- a/doc_templates/template_Employment_Contract_v3.docx
+++ b/doc_templates/template_Employment_Contract_v3.docx
@@ -4,6 +4,8 @@
   <w:body>
     <w:p>
       <w:pPr>
+        <w:spacing w:after="40" w:before="0"/>
+        <w:jc w:val="center"/>
         <w:rPr>
           <w:b/>
           <w:bCs/>
@@ -13,22 +15,37 @@
         <w:rPr>
           <w:b/>
           <w:bCs/>
-        </w:rPr>
-        <w:t>Snappy</w:t>
+          <w:sz w:val="28"/>
+        </w:rPr>
+        <w:t>&lt;&lt;company trading name&gt;&gt;</w:t>
       </w:r>
       <w:r>
         <w:rPr>
           <w:b/>
           <w:bCs/>
         </w:rPr>
-        <w:t xml:space="preserve"> </w:t>
       </w:r>
       <w:r>
         <w:rPr>
           <w:b/>
           <w:bCs/>
         </w:rPr>
-        <w:t>snaps</w:t>
+      </w:r>
+    </w:p>
+    <w:p>
+      <w:pPr>
+        <w:spacing w:after="40" w:before="0"/>
+        <w:jc w:val="center"/>
+        <w:pBdr>
+          <w:bottom w:val="single" w:sz="6" w:space="6" w:color="BBBBBB"/>
+        </w:pBdr>
+      </w:pPr>
+      <w:r>
+        <w:rPr>
+          <w:b w:val="0"/>
+          <w:sz w:val="18"/>
+        </w:rPr>
+        <w:t>&lt;&lt;company legal name&gt;&gt; – &lt;&lt;store address&gt;&gt;</w:t>
       </w:r>
     </w:p>
     <w:p>

--- a/doc_templates/template_Employment_Contract_v3.docx
+++ b/doc_templates/template_Employment_Contract_v3.docx
@@ -2,52 +2,6 @@
 <file path=word/document.xml><?xml version="1.0" encoding="utf-8"?>
 <w:document xmlns:wpc="http://schemas.microsoft.com/office/word/2010/wordprocessingCanvas" xmlns:cx="http://schemas.microsoft.com/office/drawing/2014/chartex" xmlns:cx1="http://schemas.microsoft.com/office/drawing/2015/9/8/chartex" xmlns:cx2="http://schemas.microsoft.com/office/drawing/2015/10/21/chartex" xmlns:cx3="http://schemas.microsoft.com/office/drawing/2016/5/9/chartex" xmlns:cx4="http://schemas.microsoft.com/office/drawing/2016/5/10/chartex" xmlns:cx5="http://schemas.microsoft.com/office/drawing/2016/5/11/chartex" xmlns:cx6="http://schemas.microsoft.com/office/drawing/2016/5/12/chartex" xmlns:cx7="http://schemas.microsoft.com/office/drawing/2016/5/13/chartex" xmlns:cx8="http://schemas.microsoft.com/office/drawing/2016/5/14/chartex" xmlns:mc="http://schemas.openxmlformats.org/markup-compatibility/2006" xmlns:aink="http://schemas.microsoft.com/office/drawing/2016/ink" xmlns:am3d="http://schemas.microsoft.com/office/drawing/2017/model3d" xmlns:o="urn:schemas-microsoft-com:office:office" xmlns:oel="http://schemas.microsoft.com/office/2019/extlst" xmlns:r="http://schemas.openxmlformats.org/officeDocument/2006/relationships" xmlns:m="http://schemas.openxmlformats.org/officeDocument/2006/math" xmlns:v="urn:schemas-microsoft-com:vml" xmlns:wp14="http://schemas.microsoft.com/office/word/2010/wordprocessingDrawing" xmlns:wp="http://schemas.openxmlformats.org/drawingml/2006/wordprocessingDrawing" xmlns:w10="urn:schemas-microsoft-com:office:word" xmlns:w="http://schemas.openxmlformats.org/wordprocessingml/2006/main" xmlns:w14="http://schemas.microsoft.com/office/word/2010/wordml" xmlns:w15="http://schemas.microsoft.com/office/word/2012/wordml" xmlns:w16cex="http://schemas.microsoft.com/office/word/2018/wordml/cex" xmlns:w16cid="http://schemas.microsoft.com/office/word/2016/wordml/cid" xmlns:w16="http://schemas.microsoft.com/office/word/2018/wordml" xmlns:w16du="http://schemas.microsoft.com/office/word/2023/wordml/word16du" xmlns:w16sdtdh="http://schemas.microsoft.com/office/word/2020/wordml/sdtdatahash" xmlns:w16sdtfl="http://schemas.microsoft.com/office/word/2024/wordml/sdtformatlock" xmlns:w16se="http://schemas.microsoft.com/office/word/2015/wordml/symex" xmlns:wpg="http://schemas.microsoft.com/office/word/2010/wordprocessingGroup" xmlns:wpi="http://schemas.microsoft.com/office/word/2010/wordprocessingInk" xmlns:wne="http://schemas.microsoft.com/office/word/2006/wordml" xmlns:wps="http://schemas.microsoft.com/office/word/2010/wordprocessingShape" mc:Ignorable="w14 w15 w16se w16cid w16 w16cex w16sdtdh w16sdtfl w16du wp14">
   <w:body>
-    <w:p>
-      <w:pPr>
-        <w:spacing w:after="40" w:before="0"/>
-        <w:jc w:val="center"/>
-        <w:rPr>
-          <w:b/>
-          <w:bCs/>
-        </w:rPr>
-      </w:pPr>
-      <w:r>
-        <w:rPr>
-          <w:b/>
-          <w:bCs/>
-          <w:sz w:val="28"/>
-        </w:rPr>
-        <w:t>&lt;&lt;company trading name&gt;&gt;</w:t>
-      </w:r>
-      <w:r>
-        <w:rPr>
-          <w:b/>
-          <w:bCs/>
-        </w:rPr>
-      </w:r>
-      <w:r>
-        <w:rPr>
-          <w:b/>
-          <w:bCs/>
-        </w:rPr>
-      </w:r>
-    </w:p>
-    <w:p>
-      <w:pPr>
-        <w:spacing w:after="40" w:before="0"/>
-        <w:jc w:val="center"/>
-        <w:pBdr>
-          <w:bottom w:val="single" w:sz="6" w:space="6" w:color="BBBBBB"/>
-        </w:pBdr>
-      </w:pPr>
-      <w:r>
-        <w:rPr>
-          <w:b w:val="0"/>
-          <w:sz w:val="18"/>
-        </w:rPr>
-        <w:t>&lt;&lt;company legal name&gt;&gt; – &lt;&lt;store address&gt;&gt;</w:t>
-      </w:r>
-    </w:p>
     <w:p>
       <w:pPr>
         <w:rPr>
@@ -54184,231 +54138,153 @@
 
 <file path=word/header1.xml><?xml version="1.0" encoding="utf-8"?>
 <w:hdr xmlns:wpc="http://schemas.microsoft.com/office/word/2010/wordprocessingCanvas" xmlns:cx="http://schemas.microsoft.com/office/drawing/2014/chartex" xmlns:cx1="http://schemas.microsoft.com/office/drawing/2015/9/8/chartex" xmlns:cx2="http://schemas.microsoft.com/office/drawing/2015/10/21/chartex" xmlns:cx3="http://schemas.microsoft.com/office/drawing/2016/5/9/chartex" xmlns:cx4="http://schemas.microsoft.com/office/drawing/2016/5/10/chartex" xmlns:cx5="http://schemas.microsoft.com/office/drawing/2016/5/11/chartex" xmlns:cx6="http://schemas.microsoft.com/office/drawing/2016/5/12/chartex" xmlns:cx7="http://schemas.microsoft.com/office/drawing/2016/5/13/chartex" xmlns:cx8="http://schemas.microsoft.com/office/drawing/2016/5/14/chartex" xmlns:mc="http://schemas.openxmlformats.org/markup-compatibility/2006" xmlns:aink="http://schemas.microsoft.com/office/drawing/2016/ink" xmlns:am3d="http://schemas.microsoft.com/office/drawing/2017/model3d" xmlns:o="urn:schemas-microsoft-com:office:office" xmlns:oel="http://schemas.microsoft.com/office/2019/extlst" xmlns:r="http://schemas.openxmlformats.org/officeDocument/2006/relationships" xmlns:m="http://schemas.openxmlformats.org/officeDocument/2006/math" xmlns:v="urn:schemas-microsoft-com:vml" xmlns:wp14="http://schemas.microsoft.com/office/word/2010/wordprocessingDrawing" xmlns:wp="http://schemas.openxmlformats.org/drawingml/2006/wordprocessingDrawing" xmlns:w10="urn:schemas-microsoft-com:office:word" xmlns:w="http://schemas.openxmlformats.org/wordprocessingml/2006/main" xmlns:w14="http://schemas.microsoft.com/office/word/2010/wordml" xmlns:w15="http://schemas.microsoft.com/office/word/2012/wordml" xmlns:w16cex="http://schemas.microsoft.com/office/word/2018/wordml/cex" xmlns:w16cid="http://schemas.microsoft.com/office/word/2016/wordml/cid" xmlns:w16="http://schemas.microsoft.com/office/word/2018/wordml" xmlns:w16du="http://schemas.microsoft.com/office/word/2023/wordml/word16du" xmlns:w16sdtdh="http://schemas.microsoft.com/office/word/2020/wordml/sdtdatahash" xmlns:w16sdtfl="http://schemas.microsoft.com/office/word/2024/wordml/sdtformatlock" xmlns:w16se="http://schemas.microsoft.com/office/word/2015/wordml/symex" xmlns:wpg="http://schemas.microsoft.com/office/word/2010/wordprocessingGroup" xmlns:wpi="http://schemas.microsoft.com/office/word/2010/wordprocessingInk" xmlns:wne="http://schemas.microsoft.com/office/word/2006/wordml" xmlns:wps="http://schemas.microsoft.com/office/word/2010/wordprocessingShape" mc:Ignorable="w14 w15 w16se w16cid w16 w16cex w16sdtdh w16sdtfl w16du wp14">
+  <w:tbl>
+    <w:tblPr>
+      <w:tblW w:type="auto" w:w="0"/>
+      <w:tblLayout w:type="fixed"/>
+      <w:tblLook w:firstColumn="1" w:firstRow="1" w:lastColumn="0" w:lastRow="0" w:noHBand="0" w:noVBand="1" w:val="04A0"/>
+      <w:tblCellMar>
+        <w:top w:w="0" w:type="dxa"/>
+        <w:bottom w:w="0" w:type="dxa"/>
+        <w:left w:w="0" w:type="dxa"/>
+        <w:right w:w="40" w:type="dxa"/>
+      </w:tblCellMar>
+      <w:tblBorders>
+        <w:bottom w:val="single" w:sz="6" w:space="0" w:color="1e3a5f"/>
+        <w:top w:val="none"/>
+        <w:left w:val="none"/>
+        <w:right w:val="none"/>
+        <w:insideH w:val="none"/>
+        <w:insideV w:val="none"/>
+      </w:tblBorders>
+    </w:tblPr>
+    <w:tblGrid>
+      <w:gridCol w:w="2494"/>
+      <w:gridCol w:w="7999"/>
+    </w:tblGrid>
+    <w:tr>
+      <w:tc>
+        <w:tcPr>
+          <w:tcW w:type="dxa" w:w="2494"/>
+          <w:vAlign w:val="center"/>
+        </w:tcPr>
+        <w:p>
+          <w:pPr>
+            <w:spacing w:after="0"/>
+            <w:jc w:val="left"/>
+          </w:pPr>
+          <w:r>
+            <w:drawing>
+              <wp:inline xmlns:a="http://schemas.openxmlformats.org/drawingml/2006/main" xmlns:pic="http://schemas.openxmlformats.org/drawingml/2006/picture">
+                <wp:extent cx="1368000" cy="669049"/>
+                <wp:docPr id="1" name="Picture 1"/>
+                <wp:cNvGraphicFramePr>
+                  <a:graphicFrameLocks noChangeAspect="1"/>
+                </wp:cNvGraphicFramePr>
+                <a:graphic>
+                  <a:graphicData uri="http://schemas.openxmlformats.org/drawingml/2006/picture">
+                    <pic:pic>
+                      <pic:nvPicPr>
+                        <pic:cNvPr id="0" name="image.jpg"/>
+                        <pic:cNvPicPr/>
+                      </pic:nvPicPr>
+                      <pic:blipFill>
+                        <a:blip r:embed="rId2"/>
+                        <a:stretch>
+                          <a:fillRect/>
+                        </a:stretch>
+                      </pic:blipFill>
+                      <pic:spPr>
+                        <a:xfrm>
+                          <a:off x="0" y="0"/>
+                          <a:ext cx="1368000" cy="669049"/>
+                        </a:xfrm>
+                        <a:prstGeom prst="rect"/>
+                      </pic:spPr>
+                    </pic:pic>
+                  </a:graphicData>
+                </a:graphic>
+              </wp:inline>
+            </w:drawing>
+          </w:r>
+        </w:p>
+      </w:tc>
+      <w:tc>
+        <w:tcPr>
+          <w:tcW w:type="dxa" w:w="7999"/>
+          <w:vAlign w:val="center"/>
+        </w:tcPr>
+        <w:p>
+          <w:pPr>
+            <w:spacing w:before="0" w:after="20" w:line="240" w:lineRule="auto"/>
+            <w:jc w:val="left"/>
+          </w:pPr>
+          <w:r>
+            <w:rPr>
+              <w:rFonts w:ascii="Arial" w:hAnsi="Arial"/>
+              <w:b/>
+              <w:color w:val="1E3A5F"/>
+              <w:sz w:val="28"/>
+            </w:rPr>
+            <w:t>&lt;&lt;company trading name&gt;&gt;</w:t>
+          </w:r>
+        </w:p>
+        <w:p>
+          <w:pPr>
+            <w:spacing w:before="0" w:after="20" w:line="240" w:lineRule="auto"/>
+            <w:jc w:val="left"/>
+          </w:pPr>
+          <w:r>
+            <w:rPr>
+              <w:rFonts w:ascii="Arial" w:hAnsi="Arial"/>
+              <w:b w:val="0"/>
+              <w:color w:val="1E3A5F"/>
+              <w:sz w:val="18"/>
+            </w:rPr>
+            <w:t>&lt;&lt;company legal name&gt;&gt;</w:t>
+          </w:r>
+        </w:p>
+        <w:p>
+          <w:pPr>
+            <w:spacing w:before="0" w:after="20" w:line="240" w:lineRule="auto"/>
+            <w:jc w:val="left"/>
+          </w:pPr>
+          <w:r>
+            <w:rPr>
+              <w:rFonts w:ascii="Arial" w:hAnsi="Arial"/>
+              <w:b w:val="0"/>
+              <w:color w:val="1E3A5F"/>
+              <w:sz w:val="18"/>
+            </w:rPr>
+            <w:t>&lt;&lt;store address line 1&gt;&gt;, &lt;&lt;store address line 2&gt;&gt;</w:t>
+          </w:r>
+        </w:p>
+        <w:p>
+          <w:pPr>
+            <w:spacing w:before="0" w:after="20" w:line="240" w:lineRule="auto"/>
+            <w:jc w:val="left"/>
+          </w:pPr>
+          <w:r>
+            <w:rPr>
+              <w:rFonts w:ascii="Arial" w:hAnsi="Arial"/>
+              <w:b w:val="0"/>
+              <w:color w:val="1E3A5F"/>
+              <w:sz w:val="18"/>
+            </w:rPr>
+            <w:t>&lt;&lt;store address line 3&gt;&gt;, &lt;&lt;store address line 4&gt;&gt;</w:t>
+          </w:r>
+        </w:p>
+      </w:tc>
+    </w:tr>
+  </w:tbl>
   <w:p>
     <w:pPr>
-      <w:pStyle w:val="BodyText"/>
-      <w:kinsoku w:val="0"/>
-      <w:overflowPunct w:val="0"/>
-      <w:spacing w:line="14" w:lineRule="auto"/>
-      <w:ind w:left="0" w:firstLine="0"/>
+      <w:spacing w:before="0" w:after="0"/>
     </w:pPr>
     <w:r>
       <w:rPr>
-        <w:noProof/>
+        <w:sz w:val="2"/>
       </w:rPr>
-      <mc:AlternateContent>
-        <mc:Choice Requires="wps">
-          <w:drawing>
-            <wp:anchor distT="0" distB="0" distL="114300" distR="114300" simplePos="0" relativeHeight="251659264" behindDoc="1" locked="0" layoutInCell="0" allowOverlap="1" wp14:anchorId="13047D35" wp14:editId="2E441AB2">
-              <wp:simplePos x="0" y="0"/>
-              <wp:positionH relativeFrom="page">
-                <wp:posOffset>3032760</wp:posOffset>
-              </wp:positionH>
-              <wp:positionV relativeFrom="page">
-                <wp:posOffset>179705</wp:posOffset>
-              </wp:positionV>
-              <wp:extent cx="1676400" cy="825500"/>
-              <wp:effectExtent l="0" t="0" r="0" b="0"/>
-              <wp:wrapNone/>
-              <wp:docPr id="90035676" name="Rectangle 1"/>
-              <wp:cNvGraphicFramePr>
-                <a:graphicFrameLocks xmlns:a="http://schemas.openxmlformats.org/drawingml/2006/main"/>
-              </wp:cNvGraphicFramePr>
-              <a:graphic xmlns:a="http://schemas.openxmlformats.org/drawingml/2006/main">
-                <a:graphicData uri="http://schemas.microsoft.com/office/word/2010/wordprocessingShape">
-                  <wps:wsp>
-                    <wps:cNvSpPr>
-                      <a:spLocks noChangeArrowheads="1"/>
-                    </wps:cNvSpPr>
-                    <wps:spPr bwMode="auto">
-                      <a:xfrm>
-                        <a:off x="0" y="0"/>
-                        <a:ext cx="1676400" cy="825500"/>
-                      </a:xfrm>
-                      <a:prstGeom prst="rect">
-                        <a:avLst/>
-                      </a:prstGeom>
-                      <a:noFill/>
-                      <a:ln>
-                        <a:noFill/>
-                      </a:ln>
-                      <a:extLst>
-                        <a:ext uri="{909E8E84-426E-40DD-AFC4-6F175D3DCCD1}">
-                          <a14:hiddenFill xmlns:a14="http://schemas.microsoft.com/office/drawing/2010/main">
-                            <a:solidFill>
-                              <a:srgbClr val="FFFFFF"/>
-                            </a:solidFill>
-                          </a14:hiddenFill>
-                        </a:ext>
-                        <a:ext uri="{91240B29-F687-4F45-9708-019B960494DF}">
-                          <a14:hiddenLine xmlns:a14="http://schemas.microsoft.com/office/drawing/2010/main" w="9525">
-                            <a:solidFill>
-                              <a:srgbClr val="000000"/>
-                            </a:solidFill>
-                            <a:miter lim="800000"/>
-                            <a:headEnd/>
-                            <a:tailEnd/>
-                          </a14:hiddenLine>
-                        </a:ext>
-                      </a:extLst>
-                    </wps:spPr>
-                    <wps:txbx>
-                      <w:txbxContent>
-                        <w:p>
-                          <w:pPr>
-                            <w:widowControl/>
-                            <w:autoSpaceDE/>
-                            <w:autoSpaceDN/>
-                            <w:adjustRightInd/>
-                            <w:spacing w:line="1300" w:lineRule="atLeast"/>
-                          </w:pPr>
-                          <w:r>
-                            <w:rPr>
-                              <w:noProof/>
-                            </w:rPr>
-                            <w:drawing>
-                              <wp:inline distT="0" distB="0" distL="0" distR="0" wp14:anchorId="4D26D2EC" wp14:editId="657693EE">
-                                <wp:extent cx="1670685" cy="814705"/>
-                                <wp:effectExtent l="0" t="0" r="0" b="0"/>
-                                <wp:docPr id="3" name="Picture 1"/>
-                                <wp:cNvGraphicFramePr>
-                                  <a:graphicFrameLocks xmlns:a="http://schemas.openxmlformats.org/drawingml/2006/main" noChangeAspect="1"/>
-                                </wp:cNvGraphicFramePr>
-                                <a:graphic xmlns:a="http://schemas.openxmlformats.org/drawingml/2006/main">
-                                  <a:graphicData uri="http://schemas.openxmlformats.org/drawingml/2006/picture">
-                                    <pic:pic xmlns:pic="http://schemas.openxmlformats.org/drawingml/2006/picture">
-                                      <pic:nvPicPr>
-                                        <pic:cNvPr id="0" name="Picture 3"/>
-                                        <pic:cNvPicPr>
-                                          <a:picLocks noChangeAspect="1" noChangeArrowheads="1"/>
-                                        </pic:cNvPicPr>
-                                      </pic:nvPicPr>
-                                      <pic:blipFill>
-                                        <a:blip r:embed="rId1">
-                                          <a:extLst>
-                                            <a:ext uri="{28A0092B-C50C-407E-A947-70E740481C1C}">
-                                              <a14:useLocalDpi xmlns:a14="http://schemas.microsoft.com/office/drawing/2010/main" val="0"/>
-                                            </a:ext>
-                                          </a:extLst>
-                                        </a:blip>
-                                        <a:srcRect/>
-                                        <a:stretch>
-                                          <a:fillRect/>
-                                        </a:stretch>
-                                      </pic:blipFill>
-                                      <pic:spPr bwMode="auto">
-                                        <a:xfrm>
-                                          <a:off x="0" y="0"/>
-                                          <a:ext cx="1670685" cy="814705"/>
-                                        </a:xfrm>
-                                        <a:prstGeom prst="rect">
-                                          <a:avLst/>
-                                        </a:prstGeom>
-                                        <a:noFill/>
-                                        <a:ln>
-                                          <a:noFill/>
-                                        </a:ln>
-                                      </pic:spPr>
-                                    </pic:pic>
-                                  </a:graphicData>
-                                </a:graphic>
-                              </wp:inline>
-                            </w:drawing>
-                          </w:r>
-                        </w:p>
-                        <w:p/>
-                      </w:txbxContent>
-                    </wps:txbx>
-                    <wps:bodyPr rot="0" vert="horz" wrap="square" lIns="0" tIns="0" rIns="0" bIns="0" anchor="t" anchorCtr="0" upright="1">
-                      <a:noAutofit/>
-                    </wps:bodyPr>
-                  </wps:wsp>
-                </a:graphicData>
-              </a:graphic>
-              <wp14:sizeRelH relativeFrom="page">
-                <wp14:pctWidth>0</wp14:pctWidth>
-              </wp14:sizeRelH>
-              <wp14:sizeRelV relativeFrom="page">
-                <wp14:pctHeight>0</wp14:pctHeight>
-              </wp14:sizeRelV>
-            </wp:anchor>
-          </w:drawing>
-        </mc:Choice>
-        <mc:Fallback>
-          <w:pict>
-            <v:rect w14:anchorId="13047D35" id="Rectangle 1" o:spid="_x0000_s1026" style="position:absolute;margin-left:238.8pt;margin-top:14.15pt;width:132pt;height:65pt;z-index:-251657216;visibility:visible;mso-wrap-style:square;mso-width-percent:0;mso-height-percent:0;mso-wrap-distance-left:9pt;mso-wrap-distance-top:0;mso-wrap-distance-right:9pt;mso-wrap-distance-bottom:0;mso-position-horizontal:absolute;mso-position-horizontal-relative:page;mso-position-vertical:absolute;mso-position-vertical-relative:page;mso-width-percent:0;mso-height-percent:0;mso-width-relative:page;mso-height-relative:page;v-text-anchor:top" o:gfxdata="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" o:allowincell="f" filled="f" stroked="f">
-              <v:textbox inset="0,0,0,0">
-                <w:txbxContent>
-                  <w:p>
-                    <w:pPr>
-                      <w:widowControl/>
-                      <w:autoSpaceDE/>
-                      <w:autoSpaceDN/>
-                      <w:adjustRightInd/>
-                      <w:spacing w:line="1300" w:lineRule="atLeast"/>
-                    </w:pPr>
-                    <w:r>
-                      <w:rPr>
-                        <w:noProof/>
-                      </w:rPr>
-                      <w:drawing>
-                        <wp:inline distT="0" distB="0" distL="0" distR="0" wp14:anchorId="4D26D2EC" wp14:editId="657693EE">
-                          <wp:extent cx="1670685" cy="814705"/>
-                          <wp:effectExtent l="0" t="0" r="0" b="0"/>
-                          <wp:docPr id="3" name="Picture 1"/>
-                          <wp:cNvGraphicFramePr>
-                            <a:graphicFrameLocks xmlns:a="http://schemas.openxmlformats.org/drawingml/2006/main" noChangeAspect="1"/>
-                          </wp:cNvGraphicFramePr>
-                          <a:graphic xmlns:a="http://schemas.openxmlformats.org/drawingml/2006/main">
-                            <a:graphicData uri="http://schemas.openxmlformats.org/drawingml/2006/picture">
-                              <pic:pic xmlns:pic="http://schemas.openxmlformats.org/drawingml/2006/picture">
-                                <pic:nvPicPr>
-                                  <pic:cNvPr id="0" name="Picture 3"/>
-                                  <pic:cNvPicPr>
-                                    <a:picLocks noChangeAspect="1" noChangeArrowheads="1"/>
-                                  </pic:cNvPicPr>
-                                </pic:nvPicPr>
-                                <pic:blipFill>
-                                  <a:blip r:embed="rId2">
-                                    <a:extLst>
-                                      <a:ext uri="{28A0092B-C50C-407E-A947-70E740481C1C}">
-                                        <a14:useLocalDpi xmlns:a14="http://schemas.microsoft.com/office/drawing/2010/main" val="0"/>
-                                      </a:ext>
-                                    </a:extLst>
-                                  </a:blip>
-                                  <a:srcRect/>
-                                  <a:stretch>
-                                    <a:fillRect/>
-                                  </a:stretch>
-                                </pic:blipFill>
-                                <pic:spPr bwMode="auto">
-                                  <a:xfrm>
-                                    <a:off x="0" y="0"/>
-                                    <a:ext cx="1670685" cy="814705"/>
-                                  </a:xfrm>
-                                  <a:prstGeom prst="rect">
-                                    <a:avLst/>
-                                  </a:prstGeom>
-                                  <a:noFill/>
-                                  <a:ln>
-                                    <a:noFill/>
-                                  </a:ln>
-                                </pic:spPr>
-                              </pic:pic>
-                            </a:graphicData>
-                          </a:graphic>
-                        </wp:inline>
-                      </w:drawing>
-                    </w:r>
-                  </w:p>
-                  <w:p/>
-                </w:txbxContent>
-              </v:textbox>
-              <w10:wrap anchorx="page" anchory="page"/>
-            </v:rect>
-          </w:pict>
-        </mc:Fallback>
-      </mc:AlternateContent>
     </w:r>
   </w:p>
 </w:hdr>
